--- a/Assignments.docx
+++ b/Assignments.docx
@@ -3562,8 +3562,6 @@
         </w:rPr>
         <w:t>Click on delete button in the same row (Don’t copy the xpath of delete button from last row)</w:t>
       </w:r>
-      <w:bookmarkStart w:id="0" w:name="_GoBack"/>
-      <w:bookmarkEnd w:id="0"/>
     </w:p>
     <w:p>
       <w:pPr>
@@ -3696,6 +3694,121 @@
     <w:p>
       <w:pPr>
         <w:pStyle w:val="ListParagraph"/>
+        <w:rPr>
+          <w:szCs w:val="22"/>
+          <w:lang w:val="en-US"/>
+        </w:rPr>
+      </w:pPr>
+    </w:p>
+    <w:p>
+      <w:pPr>
+        <w:pStyle w:val="ListParagraph"/>
+        <w:rPr>
+          <w:szCs w:val="22"/>
+          <w:lang w:val="en-US"/>
+        </w:rPr>
+      </w:pPr>
+    </w:p>
+    <w:p>
+      <w:pPr>
+        <w:spacing w:line="254" w:lineRule="auto"/>
+        <w:rPr>
+          <w:szCs w:val="22"/>
+          <w:lang w:val="en-US"/>
+        </w:rPr>
+      </w:pPr>
+      <w:r>
+        <w:rPr>
+          <w:sz w:val="28"/>
+          <w:szCs w:val="24"/>
+          <w:lang w:val="en-US"/>
+        </w:rPr>
+        <w:t xml:space="preserve">21. </w:t>
+      </w:r>
+      <w:r>
+        <w:rPr>
+          <w:szCs w:val="22"/>
+          <w:lang w:val="en-US"/>
+        </w:rPr>
+        <w:t xml:space="preserve">Open </w:t>
+      </w:r>
+      <w:hyperlink r:id="rId22" w:history="1">
+        <w:r>
+          <w:rPr>
+            <w:rStyle w:val="Hyperlink"/>
+            <w:szCs w:val="22"/>
+            <w:lang w:val="en-US"/>
+          </w:rPr>
+          <w:t>https://sampleapp.tricentis.com/101/index.php</w:t>
+        </w:r>
+      </w:hyperlink>
+    </w:p>
+    <w:p>
+      <w:pPr>
+        <w:pStyle w:val="ListParagraph"/>
+        <w:numPr>
+          <w:ilvl w:val="1"/>
+          <w:numId w:val="6"/>
+        </w:numPr>
+        <w:spacing w:line="254" w:lineRule="auto"/>
+        <w:rPr>
+          <w:szCs w:val="22"/>
+          <w:lang w:val="en-US"/>
+        </w:rPr>
+      </w:pPr>
+      <w:r>
+        <w:rPr>
+          <w:szCs w:val="22"/>
+          <w:lang w:val="en-US"/>
+        </w:rPr>
+        <w:t>Click on Automobile</w:t>
+      </w:r>
+    </w:p>
+    <w:p>
+      <w:pPr>
+        <w:pStyle w:val="ListParagraph"/>
+        <w:numPr>
+          <w:ilvl w:val="1"/>
+          <w:numId w:val="6"/>
+        </w:numPr>
+        <w:spacing w:line="254" w:lineRule="auto"/>
+        <w:rPr>
+          <w:szCs w:val="22"/>
+          <w:lang w:val="en-US"/>
+        </w:rPr>
+      </w:pPr>
+      <w:r>
+        <w:rPr>
+          <w:szCs w:val="22"/>
+          <w:lang w:val="en-US"/>
+        </w:rPr>
+        <w:t>Click on Enter Insurant Data</w:t>
+      </w:r>
+    </w:p>
+    <w:p>
+      <w:pPr>
+        <w:pStyle w:val="ListParagraph"/>
+        <w:numPr>
+          <w:ilvl w:val="1"/>
+          <w:numId w:val="6"/>
+        </w:numPr>
+        <w:spacing w:line="254" w:lineRule="auto"/>
+        <w:rPr>
+          <w:szCs w:val="22"/>
+          <w:lang w:val="en-US"/>
+        </w:rPr>
+      </w:pPr>
+      <w:r>
+        <w:rPr>
+          <w:szCs w:val="22"/>
+          <w:lang w:val="en-US"/>
+        </w:rPr>
+        <w:t>Upload your picture</w:t>
+      </w:r>
+    </w:p>
+    <w:p>
+      <w:pPr>
+        <w:pStyle w:val="ListParagraph"/>
         <w:numPr>
           <w:ilvl w:val="0"/>
           <w:numId w:val="1"/>
@@ -3705,6 +3818,8 @@
           <w:lang w:val="en-US"/>
         </w:rPr>
       </w:pPr>
+      <w:bookmarkStart w:id="0" w:name="_GoBack"/>
+      <w:bookmarkEnd w:id="0"/>
     </w:p>
     <w:sectPr>
       <w:pgSz w:w="11906" w:h="16838"/>

--- a/Assignments.docx
+++ b/Assignments.docx
@@ -3804,6 +3804,107 @@
           <w:lang w:val="en-US"/>
         </w:rPr>
         <w:t>Upload your picture</w:t>
+      </w:r>
+    </w:p>
+    <w:p>
+      <w:pPr>
+        <w:pStyle w:val="ListParagraph"/>
+        <w:numPr>
+          <w:ilvl w:val="0"/>
+          <w:numId w:val="1"/>
+        </w:numPr>
+        <w:rPr>
+          <w:szCs w:val="22"/>
+          <w:lang w:val="en-US"/>
+        </w:rPr>
+      </w:pPr>
+      <w:r>
+        <w:rPr>
+          <w:szCs w:val="22"/>
+          <w:lang w:val="en-US"/>
+        </w:rPr>
+        <w:lastRenderedPageBreak/>
+        <w:t xml:space="preserve">Open </w:t>
+      </w:r>
+      <w:hyperlink r:id="rId23" w:history="1">
+        <w:r>
+          <w:rPr>
+            <w:rStyle w:val="Hyperlink"/>
+            <w:szCs w:val="22"/>
+            <w:lang w:val="en-US"/>
+          </w:rPr>
+          <w:t>https://istqb.in/</w:t>
+        </w:r>
+      </w:hyperlink>
+    </w:p>
+    <w:p>
+      <w:pPr>
+        <w:pStyle w:val="ListParagraph"/>
+        <w:numPr>
+          <w:ilvl w:val="1"/>
+          <w:numId w:val="1"/>
+        </w:numPr>
+        <w:rPr>
+          <w:szCs w:val="22"/>
+          <w:lang w:val="en-US"/>
+        </w:rPr>
+      </w:pPr>
+      <w:r>
+        <w:rPr>
+          <w:szCs w:val="22"/>
+          <w:lang w:val="en-US"/>
+        </w:rPr>
+        <w:t>Display all 8 menus</w:t>
+      </w:r>
+    </w:p>
+    <w:p>
+      <w:pPr>
+        <w:pStyle w:val="ListParagraph"/>
+        <w:numPr>
+          <w:ilvl w:val="0"/>
+          <w:numId w:val="1"/>
+        </w:numPr>
+        <w:rPr>
+          <w:szCs w:val="22"/>
+          <w:lang w:val="en-US"/>
+        </w:rPr>
+      </w:pPr>
+      <w:r>
+        <w:rPr>
+          <w:szCs w:val="22"/>
+          <w:lang w:val="en-US"/>
+        </w:rPr>
+        <w:t xml:space="preserve">Open </w:t>
+      </w:r>
+      <w:hyperlink r:id="rId24" w:history="1">
+        <w:r>
+          <w:rPr>
+            <w:rStyle w:val="Hyperlink"/>
+            <w:szCs w:val="22"/>
+            <w:lang w:val="en-US"/>
+          </w:rPr>
+          <w:t>https://www.amazon.in/</w:t>
+        </w:r>
+      </w:hyperlink>
+    </w:p>
+    <w:p>
+      <w:pPr>
+        <w:pStyle w:val="ListParagraph"/>
+        <w:numPr>
+          <w:ilvl w:val="1"/>
+          <w:numId w:val="1"/>
+        </w:numPr>
+        <w:rPr>
+          <w:szCs w:val="22"/>
+          <w:lang w:val="en-US"/>
+        </w:rPr>
+      </w:pPr>
+      <w:r>
+        <w:rPr>
+          <w:szCs w:val="22"/>
+          <w:lang w:val="en-US"/>
+        </w:rPr>
+        <w:t>Display all the menus</w:t>
       </w:r>
     </w:p>
     <w:p>

--- a/Assignments.docx
+++ b/Assignments.docx
@@ -3719,18 +3719,10 @@
       </w:pPr>
       <w:r>
         <w:rPr>
-          <w:sz w:val="28"/>
-          <w:szCs w:val="24"/>
-          <w:lang w:val="en-US"/>
-        </w:rPr>
-        <w:t xml:space="preserve">21. </w:t>
-      </w:r>
-      <w:r>
-        <w:rPr>
-          <w:szCs w:val="22"/>
-          <w:lang w:val="en-US"/>
-        </w:rPr>
-        <w:t xml:space="preserve">Open </w:t>
+          <w:szCs w:val="22"/>
+          <w:lang w:val="en-US"/>
+        </w:rPr>
+        <w:t xml:space="preserve">21. Open </w:t>
       </w:r>
       <w:hyperlink r:id="rId22" w:history="1">
         <w:r>
@@ -3914,13 +3906,473 @@
           <w:ilvl w:val="0"/>
           <w:numId w:val="1"/>
         </w:numPr>
-        <w:rPr>
-          <w:szCs w:val="22"/>
-          <w:lang w:val="en-US"/>
-        </w:rPr>
-      </w:pPr>
-      <w:bookmarkStart w:id="0" w:name="_GoBack"/>
-      <w:bookmarkEnd w:id="0"/>
+        <w:spacing w:line="256" w:lineRule="auto"/>
+        <w:rPr>
+          <w:szCs w:val="22"/>
+          <w:lang w:val="en-US"/>
+        </w:rPr>
+      </w:pPr>
+      <w:r>
+        <w:rPr>
+          <w:szCs w:val="22"/>
+          <w:lang w:val="en-US"/>
+        </w:rPr>
+        <w:t xml:space="preserve">Open </w:t>
+      </w:r>
+      <w:hyperlink r:id="rId25" w:history="1">
+        <w:r>
+          <w:rPr>
+            <w:rStyle w:val="Hyperlink"/>
+            <w:szCs w:val="22"/>
+            <w:lang w:val="en-US"/>
+          </w:rPr>
+          <w:t>https://ww</w:t>
+        </w:r>
+        <w:r>
+          <w:rPr>
+            <w:rStyle w:val="Hyperlink"/>
+            <w:szCs w:val="22"/>
+            <w:lang w:val="en-US"/>
+          </w:rPr>
+          <w:t>w</w:t>
+        </w:r>
+        <w:r>
+          <w:rPr>
+            <w:rStyle w:val="Hyperlink"/>
+            <w:szCs w:val="22"/>
+            <w:lang w:val="en-US"/>
+          </w:rPr>
+          <w:t>.fitpeo.com/revenue-calculator</w:t>
+        </w:r>
+      </w:hyperlink>
+    </w:p>
+    <w:p>
+      <w:pPr>
+        <w:pStyle w:val="ListParagraph"/>
+        <w:numPr>
+          <w:ilvl w:val="1"/>
+          <w:numId w:val="1"/>
+        </w:numPr>
+        <w:spacing w:line="256" w:lineRule="auto"/>
+        <w:rPr>
+          <w:szCs w:val="22"/>
+          <w:lang w:val="en-US"/>
+        </w:rPr>
+      </w:pPr>
+      <w:r>
+        <w:rPr>
+          <w:szCs w:val="22"/>
+          <w:lang w:val="en-US"/>
+        </w:rPr>
+        <w:t>Try scrolling slider so that the value will become 800</w:t>
+      </w:r>
+    </w:p>
+    <w:p>
+      <w:pPr>
+        <w:pStyle w:val="ListParagraph"/>
+        <w:numPr>
+          <w:ilvl w:val="0"/>
+          <w:numId w:val="1"/>
+        </w:numPr>
+        <w:spacing w:line="256" w:lineRule="auto"/>
+        <w:rPr>
+          <w:szCs w:val="22"/>
+          <w:lang w:val="en-US"/>
+        </w:rPr>
+      </w:pPr>
+      <w:r>
+        <w:rPr>
+          <w:szCs w:val="22"/>
+          <w:lang w:val="en-US"/>
+        </w:rPr>
+        <w:t xml:space="preserve">Open </w:t>
+      </w:r>
+      <w:hyperlink r:id="rId26" w:history="1">
+        <w:r>
+          <w:rPr>
+            <w:rStyle w:val="Hyperlink"/>
+            <w:szCs w:val="22"/>
+            <w:lang w:val="en-US"/>
+          </w:rPr>
+          <w:t>https://www.fitpeo.com/revenue-calculator</w:t>
+        </w:r>
+      </w:hyperlink>
+    </w:p>
+    <w:p>
+      <w:pPr>
+        <w:pStyle w:val="ListParagraph"/>
+        <w:numPr>
+          <w:ilvl w:val="1"/>
+          <w:numId w:val="1"/>
+        </w:numPr>
+        <w:spacing w:line="256" w:lineRule="auto"/>
+        <w:rPr>
+          <w:szCs w:val="22"/>
+          <w:lang w:val="en-US"/>
+        </w:rPr>
+      </w:pPr>
+      <w:r>
+        <w:rPr>
+          <w:szCs w:val="22"/>
+          <w:lang w:val="en-US"/>
+        </w:rPr>
+        <w:t xml:space="preserve">Try entering 600 in the text box. </w:t>
+      </w:r>
+    </w:p>
+    <w:p>
+      <w:pPr>
+        <w:pStyle w:val="ListParagraph"/>
+        <w:numPr>
+          <w:ilvl w:val="0"/>
+          <w:numId w:val="1"/>
+        </w:numPr>
+        <w:spacing w:line="256" w:lineRule="auto"/>
+        <w:rPr>
+          <w:szCs w:val="22"/>
+          <w:lang w:val="en-US"/>
+        </w:rPr>
+      </w:pPr>
+      <w:r>
+        <w:rPr>
+          <w:szCs w:val="22"/>
+          <w:lang w:val="en-US"/>
+        </w:rPr>
+        <w:t xml:space="preserve">Open </w:t>
+      </w:r>
+      <w:hyperlink r:id="rId27" w:history="1">
+        <w:r>
+          <w:rPr>
+            <w:rStyle w:val="Hyperlink"/>
+            <w:szCs w:val="22"/>
+            <w:lang w:val="en-US"/>
+          </w:rPr>
+          <w:t>https://www.ir</w:t>
+        </w:r>
+        <w:r>
+          <w:rPr>
+            <w:rStyle w:val="Hyperlink"/>
+            <w:szCs w:val="22"/>
+            <w:lang w:val="en-US"/>
+          </w:rPr>
+          <w:t>c</w:t>
+        </w:r>
+        <w:r>
+          <w:rPr>
+            <w:rStyle w:val="Hyperlink"/>
+            <w:szCs w:val="22"/>
+            <w:lang w:val="en-US"/>
+          </w:rPr>
+          <w:t>tc.co.in/nget/profile/user-registration</w:t>
+        </w:r>
+      </w:hyperlink>
+    </w:p>
+    <w:p>
+      <w:pPr>
+        <w:pStyle w:val="ListParagraph"/>
+        <w:numPr>
+          <w:ilvl w:val="1"/>
+          <w:numId w:val="1"/>
+        </w:numPr>
+        <w:spacing w:line="256" w:lineRule="auto"/>
+        <w:rPr>
+          <w:szCs w:val="22"/>
+          <w:lang w:val="en-US"/>
+        </w:rPr>
+      </w:pPr>
+      <w:r>
+        <w:rPr>
+          <w:szCs w:val="22"/>
+          <w:lang w:val="en-US"/>
+        </w:rPr>
+        <w:t>Complete the registration process.</w:t>
+      </w:r>
+    </w:p>
+    <w:p>
+      <w:pPr>
+        <w:pStyle w:val="ListParagraph"/>
+        <w:numPr>
+          <w:ilvl w:val="1"/>
+          <w:numId w:val="1"/>
+        </w:numPr>
+        <w:spacing w:line="256" w:lineRule="auto"/>
+        <w:rPr>
+          <w:szCs w:val="22"/>
+          <w:lang w:val="en-US"/>
+        </w:rPr>
+      </w:pPr>
+      <w:r>
+        <w:rPr>
+          <w:szCs w:val="22"/>
+          <w:lang w:val="en-US"/>
+        </w:rPr>
+        <w:t>Display the messages after clicking on Submit button.</w:t>
+      </w:r>
+    </w:p>
+    <w:p>
+      <w:pPr>
+        <w:pStyle w:val="ListParagraph"/>
+        <w:numPr>
+          <w:ilvl w:val="0"/>
+          <w:numId w:val="1"/>
+        </w:numPr>
+        <w:spacing w:line="256" w:lineRule="auto"/>
+        <w:rPr>
+          <w:szCs w:val="22"/>
+          <w:lang w:val="en-US"/>
+        </w:rPr>
+      </w:pPr>
+      <w:r>
+        <w:rPr>
+          <w:szCs w:val="22"/>
+          <w:lang w:val="en-US"/>
+        </w:rPr>
+        <w:t xml:space="preserve">Open </w:t>
+      </w:r>
+      <w:hyperlink r:id="rId28" w:history="1">
+        <w:r>
+          <w:rPr>
+            <w:rStyle w:val="Hyperlink"/>
+            <w:szCs w:val="22"/>
+            <w:lang w:val="en-US"/>
+          </w:rPr>
+          <w:t>https://</w:t>
+        </w:r>
+        <w:r>
+          <w:rPr>
+            <w:rStyle w:val="Hyperlink"/>
+            <w:szCs w:val="22"/>
+            <w:lang w:val="en-US"/>
+          </w:rPr>
+          <w:t>a</w:t>
+        </w:r>
+        <w:r>
+          <w:rPr>
+            <w:rStyle w:val="Hyperlink"/>
+            <w:szCs w:val="22"/>
+            <w:lang w:val="en-US"/>
+          </w:rPr>
+          <w:t>sana.com/</w:t>
+        </w:r>
+      </w:hyperlink>
+    </w:p>
+    <w:p>
+      <w:pPr>
+        <w:pStyle w:val="ListParagraph"/>
+        <w:numPr>
+          <w:ilvl w:val="1"/>
+          <w:numId w:val="1"/>
+        </w:numPr>
+        <w:spacing w:line="256" w:lineRule="auto"/>
+        <w:rPr>
+          <w:szCs w:val="22"/>
+          <w:lang w:val="en-US"/>
+        </w:rPr>
+      </w:pPr>
+      <w:r>
+        <w:rPr>
+          <w:szCs w:val="22"/>
+          <w:lang w:val="en-US"/>
+        </w:rPr>
+        <w:t>Click on login button</w:t>
+      </w:r>
+    </w:p>
+    <w:p>
+      <w:pPr>
+        <w:pStyle w:val="ListParagraph"/>
+        <w:numPr>
+          <w:ilvl w:val="0"/>
+          <w:numId w:val="1"/>
+        </w:numPr>
+        <w:spacing w:line="256" w:lineRule="auto"/>
+        <w:rPr>
+          <w:szCs w:val="22"/>
+          <w:lang w:val="en-US"/>
+        </w:rPr>
+      </w:pPr>
+      <w:r>
+        <w:rPr>
+          <w:szCs w:val="22"/>
+          <w:lang w:val="en-US"/>
+        </w:rPr>
+        <w:t xml:space="preserve">Open </w:t>
+      </w:r>
+      <w:hyperlink r:id="rId29" w:history="1">
+        <w:r>
+          <w:rPr>
+            <w:rStyle w:val="Hyperlink"/>
+            <w:szCs w:val="22"/>
+            <w:lang w:val="en-US"/>
+          </w:rPr>
+          <w:t>https://www.jotform.c</w:t>
+        </w:r>
+        <w:r>
+          <w:rPr>
+            <w:rStyle w:val="Hyperlink"/>
+            <w:szCs w:val="22"/>
+            <w:lang w:val="en-US"/>
+          </w:rPr>
+          <w:t>o</w:t>
+        </w:r>
+        <w:r>
+          <w:rPr>
+            <w:rStyle w:val="Hyperlink"/>
+            <w:szCs w:val="22"/>
+            <w:lang w:val="en-US"/>
+          </w:rPr>
+          <w:t>m/form-templates/exam-registration-form</w:t>
+        </w:r>
+      </w:hyperlink>
+    </w:p>
+    <w:p>
+      <w:pPr>
+        <w:pStyle w:val="ListParagraph"/>
+        <w:numPr>
+          <w:ilvl w:val="1"/>
+          <w:numId w:val="1"/>
+        </w:numPr>
+        <w:spacing w:line="256" w:lineRule="auto"/>
+        <w:rPr>
+          <w:szCs w:val="22"/>
+          <w:lang w:val="en-US"/>
+        </w:rPr>
+      </w:pPr>
+      <w:r>
+        <w:rPr>
+          <w:szCs w:val="22"/>
+          <w:lang w:val="en-US"/>
+        </w:rPr>
+        <w:t>Complete the registration process</w:t>
+      </w:r>
+    </w:p>
+    <w:p>
+      <w:pPr>
+        <w:pStyle w:val="ListParagraph"/>
+        <w:numPr>
+          <w:ilvl w:val="0"/>
+          <w:numId w:val="1"/>
+        </w:numPr>
+        <w:spacing w:line="254" w:lineRule="auto"/>
+        <w:rPr>
+          <w:szCs w:val="22"/>
+          <w:lang w:val="en-US"/>
+        </w:rPr>
+      </w:pPr>
+      <w:r>
+        <w:rPr>
+          <w:szCs w:val="22"/>
+          <w:lang w:val="en-US"/>
+        </w:rPr>
+        <w:t xml:space="preserve">Open </w:t>
+      </w:r>
+      <w:hyperlink r:id="rId30" w:history="1">
+        <w:r>
+          <w:rPr>
+            <w:rStyle w:val="Hyperlink"/>
+            <w:szCs w:val="22"/>
+            <w:lang w:val="en-US"/>
+          </w:rPr>
+          <w:t>https://www.nimb</w:t>
+        </w:r>
+        <w:r>
+          <w:rPr>
+            <w:rStyle w:val="Hyperlink"/>
+            <w:szCs w:val="22"/>
+            <w:lang w:val="en-US"/>
+          </w:rPr>
+          <w:t>l</w:t>
+        </w:r>
+        <w:r>
+          <w:rPr>
+            <w:rStyle w:val="Hyperlink"/>
+            <w:szCs w:val="22"/>
+            <w:lang w:val="en-US"/>
+          </w:rPr>
+          <w:t>ework.com/resources/?tx_post_tag=case-studies</w:t>
+        </w:r>
+      </w:hyperlink>
+      <w:r>
+        <w:rPr>
+          <w:szCs w:val="22"/>
+          <w:lang w:val="en-US"/>
+        </w:rPr>
+        <w:t xml:space="preserve"> </w:t>
+      </w:r>
+    </w:p>
+    <w:p>
+      <w:pPr>
+        <w:pStyle w:val="ListParagraph"/>
+        <w:numPr>
+          <w:ilvl w:val="1"/>
+          <w:numId w:val="1"/>
+        </w:numPr>
+        <w:spacing w:line="254" w:lineRule="auto"/>
+        <w:rPr>
+          <w:szCs w:val="22"/>
+          <w:lang w:val="en-US"/>
+        </w:rPr>
+      </w:pPr>
+      <w:r>
+        <w:rPr>
+          <w:szCs w:val="22"/>
+          <w:lang w:val="en-US"/>
+        </w:rPr>
+        <w:t>Click on The image of chat</w:t>
+      </w:r>
+    </w:p>
+    <w:p>
+      <w:pPr>
+        <w:pStyle w:val="ListParagraph"/>
+        <w:numPr>
+          <w:ilvl w:val="1"/>
+          <w:numId w:val="1"/>
+        </w:numPr>
+        <w:spacing w:line="254" w:lineRule="auto"/>
+        <w:rPr>
+          <w:szCs w:val="22"/>
+          <w:lang w:val="en-US"/>
+        </w:rPr>
+      </w:pPr>
+      <w:r>
+        <w:rPr>
+          <w:szCs w:val="22"/>
+          <w:lang w:val="en-US"/>
+        </w:rPr>
+        <w:t>Type Hello in the chat text box</w:t>
+      </w:r>
+    </w:p>
+    <w:p>
+      <w:pPr>
+        <w:pStyle w:val="ListParagraph"/>
+        <w:numPr>
+          <w:ilvl w:val="1"/>
+          <w:numId w:val="1"/>
+        </w:numPr>
+        <w:spacing w:line="254" w:lineRule="auto"/>
+        <w:rPr>
+          <w:szCs w:val="22"/>
+          <w:lang w:val="en-US"/>
+        </w:rPr>
+      </w:pPr>
+      <w:r>
+        <w:rPr>
+          <w:szCs w:val="22"/>
+          <w:lang w:val="en-US"/>
+        </w:rPr>
+        <w:t>Hit Enter</w:t>
+      </w:r>
+    </w:p>
+    <w:p>
+      <w:pPr>
+        <w:pStyle w:val="ListParagraph"/>
+        <w:numPr>
+          <w:ilvl w:val="0"/>
+          <w:numId w:val="1"/>
+        </w:numPr>
+        <w:rPr>
+          <w:szCs w:val="22"/>
+          <w:lang w:val="en-US"/>
+        </w:rPr>
+      </w:pPr>
     </w:p>
     <w:sectPr>
       <w:pgSz w:w="11906" w:h="16838"/>
@@ -3935,6 +4387,92 @@
 <file path=word/numbering.xml><?xml version="1.0" encoding="utf-8"?>
 <w:numbering xmlns:wpc="http://schemas.microsoft.com/office/word/2010/wordprocessingCanvas" xmlns:mc="http://schemas.openxmlformats.org/markup-compatibility/2006" xmlns:o="urn:schemas-microsoft-com:office:office" xmlns:r="http://schemas.openxmlformats.org/officeDocument/2006/relationships" xmlns:m="http://schemas.openxmlformats.org/officeDocument/2006/math" xmlns:v="urn:schemas-microsoft-com:vml" xmlns:wp14="http://schemas.microsoft.com/office/word/2010/wordprocessingDrawing" xmlns:wp="http://schemas.openxmlformats.org/drawingml/2006/wordprocessingDrawing" xmlns:w10="urn:schemas-microsoft-com:office:word" xmlns:w="http://schemas.openxmlformats.org/wordprocessingml/2006/main" xmlns:w14="http://schemas.microsoft.com/office/word/2010/wordml" xmlns:w15="http://schemas.microsoft.com/office/word/2012/wordml" xmlns:wpg="http://schemas.microsoft.com/office/word/2010/wordprocessingGroup" xmlns:wpi="http://schemas.microsoft.com/office/word/2010/wordprocessingInk" xmlns:wne="http://schemas.microsoft.com/office/word/2006/wordml" xmlns:wps="http://schemas.microsoft.com/office/word/2010/wordprocessingShape" mc:Ignorable="w14 w15 wp14">
   <w:abstractNum w:abstractNumId="0">
+    <w:nsid w:val="14D27295"/>
+    <w:multiLevelType w:val="hybridMultilevel"/>
+    <w:tmpl w:val="28A22A3A"/>
+    <w:lvl w:ilvl="0" w:tplc="4009000F">
+      <w:start w:val="1"/>
+      <w:numFmt w:val="decimal"/>
+      <w:lvlText w:val="%1."/>
+      <w:lvlJc w:val="left"/>
+      <w:pPr>
+        <w:ind w:left="720" w:hanging="360"/>
+      </w:pPr>
+    </w:lvl>
+    <w:lvl w:ilvl="1" w:tplc="40090019">
+      <w:start w:val="1"/>
+      <w:numFmt w:val="lowerLetter"/>
+      <w:lvlText w:val="%2."/>
+      <w:lvlJc w:val="left"/>
+      <w:pPr>
+        <w:ind w:left="1440" w:hanging="360"/>
+      </w:pPr>
+    </w:lvl>
+    <w:lvl w:ilvl="2" w:tplc="4009001B">
+      <w:start w:val="1"/>
+      <w:numFmt w:val="lowerRoman"/>
+      <w:lvlText w:val="%3."/>
+      <w:lvlJc w:val="right"/>
+      <w:pPr>
+        <w:ind w:left="2160" w:hanging="180"/>
+      </w:pPr>
+    </w:lvl>
+    <w:lvl w:ilvl="3" w:tplc="4009000F" w:tentative="1">
+      <w:start w:val="1"/>
+      <w:numFmt w:val="decimal"/>
+      <w:lvlText w:val="%4."/>
+      <w:lvlJc w:val="left"/>
+      <w:pPr>
+        <w:ind w:left="2880" w:hanging="360"/>
+      </w:pPr>
+    </w:lvl>
+    <w:lvl w:ilvl="4" w:tplc="40090019" w:tentative="1">
+      <w:start w:val="1"/>
+      <w:numFmt w:val="lowerLetter"/>
+      <w:lvlText w:val="%5."/>
+      <w:lvlJc w:val="left"/>
+      <w:pPr>
+        <w:ind w:left="3600" w:hanging="360"/>
+      </w:pPr>
+    </w:lvl>
+    <w:lvl w:ilvl="5" w:tplc="4009001B" w:tentative="1">
+      <w:start w:val="1"/>
+      <w:numFmt w:val="lowerRoman"/>
+      <w:lvlText w:val="%6."/>
+      <w:lvlJc w:val="right"/>
+      <w:pPr>
+        <w:ind w:left="4320" w:hanging="180"/>
+      </w:pPr>
+    </w:lvl>
+    <w:lvl w:ilvl="6" w:tplc="4009000F" w:tentative="1">
+      <w:start w:val="1"/>
+      <w:numFmt w:val="decimal"/>
+      <w:lvlText w:val="%7."/>
+      <w:lvlJc w:val="left"/>
+      <w:pPr>
+        <w:ind w:left="5040" w:hanging="360"/>
+      </w:pPr>
+    </w:lvl>
+    <w:lvl w:ilvl="7" w:tplc="40090019" w:tentative="1">
+      <w:start w:val="1"/>
+      <w:numFmt w:val="lowerLetter"/>
+      <w:lvlText w:val="%8."/>
+      <w:lvlJc w:val="left"/>
+      <w:pPr>
+        <w:ind w:left="5760" w:hanging="360"/>
+      </w:pPr>
+    </w:lvl>
+    <w:lvl w:ilvl="8" w:tplc="4009001B" w:tentative="1">
+      <w:start w:val="1"/>
+      <w:numFmt w:val="lowerRoman"/>
+      <w:lvlText w:val="%9."/>
+      <w:lvlJc w:val="right"/>
+      <w:pPr>
+        <w:ind w:left="6480" w:hanging="180"/>
+      </w:pPr>
+    </w:lvl>
+  </w:abstractNum>
+  <w:abstractNum w:abstractNumId="1">
     <w:nsid w:val="2CA733E1"/>
     <w:multiLevelType w:val="hybridMultilevel"/>
     <w:tmpl w:val="D9B80BE8"/>
@@ -4020,7 +4558,7 @@
       </w:pPr>
     </w:lvl>
   </w:abstractNum>
-  <w:abstractNum w:abstractNumId="1">
+  <w:abstractNum w:abstractNumId="2">
     <w:nsid w:val="340D25FC"/>
     <w:multiLevelType w:val="hybridMultilevel"/>
     <w:tmpl w:val="6FDCDE52"/>
@@ -4109,7 +4647,7 @@
       </w:pPr>
     </w:lvl>
   </w:abstractNum>
-  <w:abstractNum w:abstractNumId="2">
+  <w:abstractNum w:abstractNumId="3">
     <w:nsid w:val="394131C0"/>
     <w:multiLevelType w:val="hybridMultilevel"/>
     <w:tmpl w:val="46D85910"/>
@@ -4195,7 +4733,7 @@
       </w:pPr>
     </w:lvl>
   </w:abstractNum>
-  <w:abstractNum w:abstractNumId="3">
+  <w:abstractNum w:abstractNumId="4">
     <w:nsid w:val="465166F1"/>
     <w:multiLevelType w:val="hybridMultilevel"/>
     <w:tmpl w:val="B9547906"/>
@@ -4281,7 +4819,7 @@
       </w:pPr>
     </w:lvl>
   </w:abstractNum>
-  <w:abstractNum w:abstractNumId="4">
+  <w:abstractNum w:abstractNumId="5">
     <w:nsid w:val="73D636EC"/>
     <w:multiLevelType w:val="hybridMultilevel"/>
     <w:tmpl w:val="00CAB3BC"/>
@@ -4367,7 +4905,7 @@
       </w:pPr>
     </w:lvl>
   </w:abstractNum>
-  <w:abstractNum w:abstractNumId="5">
+  <w:abstractNum w:abstractNumId="6">
     <w:nsid w:val="7502242A"/>
     <w:multiLevelType w:val="hybridMultilevel"/>
     <w:tmpl w:val="D82E032A"/>
@@ -4454,10 +4992,10 @@
     </w:lvl>
   </w:abstractNum>
   <w:num w:numId="1">
-    <w:abstractNumId w:val="1"/>
+    <w:abstractNumId w:val="2"/>
   </w:num>
   <w:num w:numId="2">
-    <w:abstractNumId w:val="2"/>
+    <w:abstractNumId w:val="3"/>
     <w:lvlOverride w:ilvl="0">
       <w:startOverride w:val="1"/>
     </w:lvlOverride>
@@ -4487,6 +5025,36 @@
     </w:lvlOverride>
   </w:num>
   <w:num w:numId="3">
+    <w:abstractNumId w:val="5"/>
+    <w:lvlOverride w:ilvl="0">
+      <w:startOverride w:val="1"/>
+    </w:lvlOverride>
+    <w:lvlOverride w:ilvl="1">
+      <w:startOverride w:val="1"/>
+    </w:lvlOverride>
+    <w:lvlOverride w:ilvl="2">
+      <w:startOverride w:val="1"/>
+    </w:lvlOverride>
+    <w:lvlOverride w:ilvl="3">
+      <w:startOverride w:val="1"/>
+    </w:lvlOverride>
+    <w:lvlOverride w:ilvl="4">
+      <w:startOverride w:val="1"/>
+    </w:lvlOverride>
+    <w:lvlOverride w:ilvl="5">
+      <w:startOverride w:val="1"/>
+    </w:lvlOverride>
+    <w:lvlOverride w:ilvl="6">
+      <w:startOverride w:val="1"/>
+    </w:lvlOverride>
+    <w:lvlOverride w:ilvl="7">
+      <w:startOverride w:val="1"/>
+    </w:lvlOverride>
+    <w:lvlOverride w:ilvl="8">
+      <w:startOverride w:val="1"/>
+    </w:lvlOverride>
+  </w:num>
+  <w:num w:numId="4">
     <w:abstractNumId w:val="4"/>
     <w:lvlOverride w:ilvl="0">
       <w:startOverride w:val="1"/>
@@ -4516,38 +5084,8 @@
       <w:startOverride w:val="1"/>
     </w:lvlOverride>
   </w:num>
-  <w:num w:numId="4">
-    <w:abstractNumId w:val="3"/>
-    <w:lvlOverride w:ilvl="0">
-      <w:startOverride w:val="1"/>
-    </w:lvlOverride>
-    <w:lvlOverride w:ilvl="1">
-      <w:startOverride w:val="1"/>
-    </w:lvlOverride>
-    <w:lvlOverride w:ilvl="2">
-      <w:startOverride w:val="1"/>
-    </w:lvlOverride>
-    <w:lvlOverride w:ilvl="3">
-      <w:startOverride w:val="1"/>
-    </w:lvlOverride>
-    <w:lvlOverride w:ilvl="4">
-      <w:startOverride w:val="1"/>
-    </w:lvlOverride>
-    <w:lvlOverride w:ilvl="5">
-      <w:startOverride w:val="1"/>
-    </w:lvlOverride>
-    <w:lvlOverride w:ilvl="6">
-      <w:startOverride w:val="1"/>
-    </w:lvlOverride>
-    <w:lvlOverride w:ilvl="7">
-      <w:startOverride w:val="1"/>
-    </w:lvlOverride>
-    <w:lvlOverride w:ilvl="8">
-      <w:startOverride w:val="1"/>
-    </w:lvlOverride>
-  </w:num>
   <w:num w:numId="5">
-    <w:abstractNumId w:val="5"/>
+    <w:abstractNumId w:val="6"/>
     <w:lvlOverride w:ilvl="0">
       <w:startOverride w:val="1"/>
     </w:lvlOverride>
@@ -4577,6 +5115,9 @@
     </w:lvlOverride>
   </w:num>
   <w:num w:numId="6">
+    <w:abstractNumId w:val="1"/>
+  </w:num>
+  <w:num w:numId="7">
     <w:abstractNumId w:val="0"/>
   </w:num>
 </w:numbering>

--- a/Assignments.docx
+++ b/Assignments.docx
@@ -3926,23 +3926,7 @@
             <w:szCs w:val="22"/>
             <w:lang w:val="en-US"/>
           </w:rPr>
-          <w:t>https://ww</w:t>
-        </w:r>
-        <w:r>
-          <w:rPr>
-            <w:rStyle w:val="Hyperlink"/>
-            <w:szCs w:val="22"/>
-            <w:lang w:val="en-US"/>
-          </w:rPr>
-          <w:t>w</w:t>
-        </w:r>
-        <w:r>
-          <w:rPr>
-            <w:rStyle w:val="Hyperlink"/>
-            <w:szCs w:val="22"/>
-            <w:lang w:val="en-US"/>
-          </w:rPr>
-          <w:t>.fitpeo.com/revenue-calculator</w:t>
+          <w:t>https://www.fitpeo.com/revenue-calculator</w:t>
         </w:r>
       </w:hyperlink>
     </w:p>
@@ -4046,23 +4030,7 @@
             <w:szCs w:val="22"/>
             <w:lang w:val="en-US"/>
           </w:rPr>
-          <w:t>https://www.ir</w:t>
-        </w:r>
-        <w:r>
-          <w:rPr>
-            <w:rStyle w:val="Hyperlink"/>
-            <w:szCs w:val="22"/>
-            <w:lang w:val="en-US"/>
-          </w:rPr>
-          <w:t>c</w:t>
-        </w:r>
-        <w:r>
-          <w:rPr>
-            <w:rStyle w:val="Hyperlink"/>
-            <w:szCs w:val="22"/>
-            <w:lang w:val="en-US"/>
-          </w:rPr>
-          <w:t>tc.co.in/nget/profile/user-registration</w:t>
+          <w:t>https://www.irctc.co.in/nget/profile/user-registration</w:t>
         </w:r>
       </w:hyperlink>
     </w:p>
@@ -4135,23 +4103,7 @@
             <w:szCs w:val="22"/>
             <w:lang w:val="en-US"/>
           </w:rPr>
-          <w:t>https://</w:t>
-        </w:r>
-        <w:r>
-          <w:rPr>
-            <w:rStyle w:val="Hyperlink"/>
-            <w:szCs w:val="22"/>
-            <w:lang w:val="en-US"/>
-          </w:rPr>
-          <w:t>a</w:t>
-        </w:r>
-        <w:r>
-          <w:rPr>
-            <w:rStyle w:val="Hyperlink"/>
-            <w:szCs w:val="22"/>
-            <w:lang w:val="en-US"/>
-          </w:rPr>
-          <w:t>sana.com/</w:t>
+          <w:t>https://asana.com/</w:t>
         </w:r>
       </w:hyperlink>
     </w:p>
@@ -4203,23 +4155,7 @@
             <w:szCs w:val="22"/>
             <w:lang w:val="en-US"/>
           </w:rPr>
-          <w:t>https://www.jotform.c</w:t>
-        </w:r>
-        <w:r>
-          <w:rPr>
-            <w:rStyle w:val="Hyperlink"/>
-            <w:szCs w:val="22"/>
-            <w:lang w:val="en-US"/>
-          </w:rPr>
-          <w:t>o</w:t>
-        </w:r>
-        <w:r>
-          <w:rPr>
-            <w:rStyle w:val="Hyperlink"/>
-            <w:szCs w:val="22"/>
-            <w:lang w:val="en-US"/>
-          </w:rPr>
-          <w:t>m/form-templates/exam-registration-form</w:t>
+          <w:t>https://www.jotform.com/form-templates/exam-registration-form</w:t>
         </w:r>
       </w:hyperlink>
     </w:p>
@@ -4271,23 +4207,7 @@
             <w:szCs w:val="22"/>
             <w:lang w:val="en-US"/>
           </w:rPr>
-          <w:t>https://www.nimb</w:t>
-        </w:r>
-        <w:r>
-          <w:rPr>
-            <w:rStyle w:val="Hyperlink"/>
-            <w:szCs w:val="22"/>
-            <w:lang w:val="en-US"/>
-          </w:rPr>
-          <w:t>l</w:t>
-        </w:r>
-        <w:r>
-          <w:rPr>
-            <w:rStyle w:val="Hyperlink"/>
-            <w:szCs w:val="22"/>
-            <w:lang w:val="en-US"/>
-          </w:rPr>
-          <w:t>ework.com/resources/?tx_post_tag=case-studies</w:t>
+          <w:t>https://www.nimblework.com/resources/?tx_post_tag=case-studies</w:t>
         </w:r>
       </w:hyperlink>
       <w:r>
@@ -4373,6 +4293,378 @@
           <w:lang w:val="en-US"/>
         </w:rPr>
       </w:pPr>
+      <w:r>
+        <w:rPr>
+          <w:szCs w:val="22"/>
+          <w:lang w:val="en-US"/>
+        </w:rPr>
+        <w:t>TestNG Assignment</w:t>
+      </w:r>
+    </w:p>
+    <w:p>
+      <w:pPr>
+        <w:pStyle w:val="ListParagraph"/>
+        <w:numPr>
+          <w:ilvl w:val="1"/>
+          <w:numId w:val="1"/>
+        </w:numPr>
+        <w:rPr>
+          <w:szCs w:val="22"/>
+          <w:lang w:val="en-US"/>
+        </w:rPr>
+      </w:pPr>
+      <w:r>
+        <w:rPr>
+          <w:szCs w:val="22"/>
+          <w:lang w:val="en-US"/>
+        </w:rPr>
+        <w:t>Open Flipkart</w:t>
+      </w:r>
+    </w:p>
+    <w:p>
+      <w:pPr>
+        <w:pStyle w:val="ListParagraph"/>
+        <w:numPr>
+          <w:ilvl w:val="1"/>
+          <w:numId w:val="1"/>
+        </w:numPr>
+        <w:rPr>
+          <w:szCs w:val="22"/>
+          <w:lang w:val="en-US"/>
+        </w:rPr>
+      </w:pPr>
+      <w:r>
+        <w:rPr>
+          <w:szCs w:val="22"/>
+          <w:lang w:val="en-US"/>
+        </w:rPr>
+        <w:t>Print Title</w:t>
+      </w:r>
+    </w:p>
+    <w:p>
+      <w:pPr>
+        <w:pStyle w:val="ListParagraph"/>
+        <w:numPr>
+          <w:ilvl w:val="1"/>
+          <w:numId w:val="1"/>
+        </w:numPr>
+        <w:rPr>
+          <w:b/>
+          <w:bCs/>
+          <w:szCs w:val="22"/>
+          <w:lang w:val="en-US"/>
+        </w:rPr>
+      </w:pPr>
+      <w:r>
+        <w:rPr>
+          <w:b/>
+          <w:bCs/>
+          <w:szCs w:val="22"/>
+          <w:lang w:val="en-US"/>
+        </w:rPr>
+        <w:t>Click on Mobiles</w:t>
+      </w:r>
+    </w:p>
+    <w:p>
+      <w:pPr>
+        <w:pStyle w:val="ListParagraph"/>
+        <w:numPr>
+          <w:ilvl w:val="1"/>
+          <w:numId w:val="1"/>
+        </w:numPr>
+        <w:rPr>
+          <w:szCs w:val="22"/>
+          <w:lang w:val="en-US"/>
+        </w:rPr>
+      </w:pPr>
+      <w:r>
+        <w:rPr>
+          <w:szCs w:val="22"/>
+          <w:lang w:val="en-US"/>
+        </w:rPr>
+        <w:t>Print Title</w:t>
+      </w:r>
+    </w:p>
+    <w:p>
+      <w:pPr>
+        <w:pStyle w:val="ListParagraph"/>
+        <w:numPr>
+          <w:ilvl w:val="1"/>
+          <w:numId w:val="1"/>
+        </w:numPr>
+        <w:rPr>
+          <w:szCs w:val="22"/>
+          <w:lang w:val="en-US"/>
+        </w:rPr>
+      </w:pPr>
+      <w:bookmarkStart w:id="0" w:name="_GoBack"/>
+      <w:bookmarkEnd w:id="0"/>
+      <w:r>
+        <w:rPr>
+          <w:szCs w:val="22"/>
+          <w:lang w:val="en-US"/>
+        </w:rPr>
+        <w:t>Open Flipkart</w:t>
+      </w:r>
+    </w:p>
+    <w:p>
+      <w:pPr>
+        <w:pStyle w:val="ListParagraph"/>
+        <w:numPr>
+          <w:ilvl w:val="1"/>
+          <w:numId w:val="1"/>
+        </w:numPr>
+        <w:rPr>
+          <w:szCs w:val="22"/>
+          <w:lang w:val="en-US"/>
+        </w:rPr>
+      </w:pPr>
+      <w:r>
+        <w:rPr>
+          <w:szCs w:val="22"/>
+          <w:lang w:val="en-US"/>
+        </w:rPr>
+        <w:t>Print Title</w:t>
+      </w:r>
+    </w:p>
+    <w:p>
+      <w:pPr>
+        <w:pStyle w:val="ListParagraph"/>
+        <w:numPr>
+          <w:ilvl w:val="1"/>
+          <w:numId w:val="1"/>
+        </w:numPr>
+        <w:rPr>
+          <w:b/>
+          <w:bCs/>
+          <w:szCs w:val="22"/>
+          <w:lang w:val="en-US"/>
+        </w:rPr>
+      </w:pPr>
+      <w:r>
+        <w:rPr>
+          <w:b/>
+          <w:bCs/>
+          <w:szCs w:val="22"/>
+          <w:lang w:val="en-US"/>
+        </w:rPr>
+        <w:t xml:space="preserve">Click on </w:t>
+      </w:r>
+      <w:r>
+        <w:rPr>
+          <w:b/>
+          <w:bCs/>
+          <w:szCs w:val="22"/>
+          <w:lang w:val="en-US"/>
+        </w:rPr>
+        <w:t>Fashion</w:t>
+      </w:r>
+    </w:p>
+    <w:p>
+      <w:pPr>
+        <w:pStyle w:val="ListParagraph"/>
+        <w:numPr>
+          <w:ilvl w:val="1"/>
+          <w:numId w:val="1"/>
+        </w:numPr>
+        <w:rPr>
+          <w:szCs w:val="22"/>
+          <w:lang w:val="en-US"/>
+        </w:rPr>
+      </w:pPr>
+      <w:r>
+        <w:rPr>
+          <w:szCs w:val="22"/>
+          <w:lang w:val="en-US"/>
+        </w:rPr>
+        <w:t>Print Title</w:t>
+      </w:r>
+    </w:p>
+    <w:p>
+      <w:pPr>
+        <w:pStyle w:val="ListParagraph"/>
+        <w:numPr>
+          <w:ilvl w:val="1"/>
+          <w:numId w:val="1"/>
+        </w:numPr>
+        <w:rPr>
+          <w:szCs w:val="22"/>
+          <w:lang w:val="en-US"/>
+        </w:rPr>
+      </w:pPr>
+      <w:r>
+        <w:rPr>
+          <w:szCs w:val="22"/>
+          <w:lang w:val="en-US"/>
+        </w:rPr>
+        <w:t>Open Flipkart</w:t>
+      </w:r>
+    </w:p>
+    <w:p>
+      <w:pPr>
+        <w:pStyle w:val="ListParagraph"/>
+        <w:numPr>
+          <w:ilvl w:val="1"/>
+          <w:numId w:val="1"/>
+        </w:numPr>
+        <w:rPr>
+          <w:szCs w:val="22"/>
+          <w:lang w:val="en-US"/>
+        </w:rPr>
+      </w:pPr>
+      <w:r>
+        <w:rPr>
+          <w:szCs w:val="22"/>
+          <w:lang w:val="en-US"/>
+        </w:rPr>
+        <w:t>Print Title</w:t>
+      </w:r>
+    </w:p>
+    <w:p>
+      <w:pPr>
+        <w:pStyle w:val="ListParagraph"/>
+        <w:numPr>
+          <w:ilvl w:val="1"/>
+          <w:numId w:val="1"/>
+        </w:numPr>
+        <w:rPr>
+          <w:b/>
+          <w:bCs/>
+          <w:szCs w:val="22"/>
+          <w:lang w:val="en-US"/>
+        </w:rPr>
+      </w:pPr>
+      <w:r>
+        <w:rPr>
+          <w:b/>
+          <w:bCs/>
+          <w:szCs w:val="22"/>
+          <w:lang w:val="en-US"/>
+        </w:rPr>
+        <w:t xml:space="preserve">Click on </w:t>
+      </w:r>
+      <w:r>
+        <w:rPr>
+          <w:b/>
+          <w:bCs/>
+          <w:szCs w:val="22"/>
+          <w:lang w:val="en-US"/>
+        </w:rPr>
+        <w:t>Electronics</w:t>
+      </w:r>
+    </w:p>
+    <w:p>
+      <w:pPr>
+        <w:pStyle w:val="ListParagraph"/>
+        <w:numPr>
+          <w:ilvl w:val="1"/>
+          <w:numId w:val="1"/>
+        </w:numPr>
+        <w:rPr>
+          <w:szCs w:val="22"/>
+          <w:lang w:val="en-US"/>
+        </w:rPr>
+      </w:pPr>
+      <w:r>
+        <w:rPr>
+          <w:szCs w:val="22"/>
+          <w:lang w:val="en-US"/>
+        </w:rPr>
+        <w:t>Print Title</w:t>
+      </w:r>
+    </w:p>
+    <w:p>
+      <w:pPr>
+        <w:pStyle w:val="ListParagraph"/>
+        <w:numPr>
+          <w:ilvl w:val="1"/>
+          <w:numId w:val="1"/>
+        </w:numPr>
+        <w:rPr>
+          <w:szCs w:val="22"/>
+          <w:lang w:val="en-US"/>
+        </w:rPr>
+      </w:pPr>
+      <w:r>
+        <w:rPr>
+          <w:szCs w:val="22"/>
+          <w:lang w:val="en-US"/>
+        </w:rPr>
+        <w:t>Open Flipkart</w:t>
+      </w:r>
+    </w:p>
+    <w:p>
+      <w:pPr>
+        <w:pStyle w:val="ListParagraph"/>
+        <w:numPr>
+          <w:ilvl w:val="1"/>
+          <w:numId w:val="1"/>
+        </w:numPr>
+        <w:rPr>
+          <w:szCs w:val="22"/>
+          <w:lang w:val="en-US"/>
+        </w:rPr>
+      </w:pPr>
+      <w:r>
+        <w:rPr>
+          <w:szCs w:val="22"/>
+          <w:lang w:val="en-US"/>
+        </w:rPr>
+        <w:t>Print Title</w:t>
+      </w:r>
+    </w:p>
+    <w:p>
+      <w:pPr>
+        <w:pStyle w:val="ListParagraph"/>
+        <w:numPr>
+          <w:ilvl w:val="1"/>
+          <w:numId w:val="1"/>
+        </w:numPr>
+        <w:rPr>
+          <w:b/>
+          <w:bCs/>
+          <w:szCs w:val="22"/>
+          <w:lang w:val="en-US"/>
+        </w:rPr>
+      </w:pPr>
+      <w:r>
+        <w:rPr>
+          <w:b/>
+          <w:bCs/>
+          <w:szCs w:val="22"/>
+          <w:lang w:val="en-US"/>
+        </w:rPr>
+        <w:t xml:space="preserve">Click on </w:t>
+      </w:r>
+      <w:r>
+        <w:rPr>
+          <w:b/>
+          <w:bCs/>
+          <w:szCs w:val="22"/>
+          <w:lang w:val="en-US"/>
+        </w:rPr>
+        <w:t>Home &amp; Furniture</w:t>
+      </w:r>
+    </w:p>
+    <w:p>
+      <w:pPr>
+        <w:pStyle w:val="ListParagraph"/>
+        <w:numPr>
+          <w:ilvl w:val="1"/>
+          <w:numId w:val="1"/>
+        </w:numPr>
+        <w:rPr>
+          <w:szCs w:val="22"/>
+          <w:lang w:val="en-US"/>
+        </w:rPr>
+      </w:pPr>
+      <w:r>
+        <w:rPr>
+          <w:szCs w:val="22"/>
+          <w:lang w:val="en-US"/>
+        </w:rPr>
+        <w:t>Print Title</w:t>
+      </w:r>
     </w:p>
     <w:sectPr>
       <w:pgSz w:w="11906" w:h="16838"/>

--- a/Assignments.docx
+++ b/Assignments.docx
@@ -4397,274 +4397,317 @@
           <w:lang w:val="en-US"/>
         </w:rPr>
       </w:pPr>
+      <w:r>
+        <w:rPr>
+          <w:szCs w:val="22"/>
+          <w:lang w:val="en-US"/>
+        </w:rPr>
+        <w:t>Open Flipkart</w:t>
+      </w:r>
+    </w:p>
+    <w:p>
+      <w:pPr>
+        <w:pStyle w:val="ListParagraph"/>
+        <w:numPr>
+          <w:ilvl w:val="1"/>
+          <w:numId w:val="1"/>
+        </w:numPr>
+        <w:rPr>
+          <w:szCs w:val="22"/>
+          <w:lang w:val="en-US"/>
+        </w:rPr>
+      </w:pPr>
+      <w:r>
+        <w:rPr>
+          <w:szCs w:val="22"/>
+          <w:lang w:val="en-US"/>
+        </w:rPr>
+        <w:t>Print Title</w:t>
+      </w:r>
+    </w:p>
+    <w:p>
+      <w:pPr>
+        <w:pStyle w:val="ListParagraph"/>
+        <w:numPr>
+          <w:ilvl w:val="1"/>
+          <w:numId w:val="1"/>
+        </w:numPr>
+        <w:rPr>
+          <w:b/>
+          <w:bCs/>
+          <w:szCs w:val="22"/>
+          <w:lang w:val="en-US"/>
+        </w:rPr>
+      </w:pPr>
+      <w:r>
+        <w:rPr>
+          <w:b/>
+          <w:bCs/>
+          <w:szCs w:val="22"/>
+          <w:lang w:val="en-US"/>
+        </w:rPr>
+        <w:t>Click on Fashion</w:t>
+      </w:r>
+    </w:p>
+    <w:p>
+      <w:pPr>
+        <w:pStyle w:val="ListParagraph"/>
+        <w:numPr>
+          <w:ilvl w:val="1"/>
+          <w:numId w:val="1"/>
+        </w:numPr>
+        <w:rPr>
+          <w:szCs w:val="22"/>
+          <w:lang w:val="en-US"/>
+        </w:rPr>
+      </w:pPr>
+      <w:r>
+        <w:rPr>
+          <w:szCs w:val="22"/>
+          <w:lang w:val="en-US"/>
+        </w:rPr>
+        <w:t>Print Title</w:t>
+      </w:r>
+    </w:p>
+    <w:p>
+      <w:pPr>
+        <w:pStyle w:val="ListParagraph"/>
+        <w:numPr>
+          <w:ilvl w:val="1"/>
+          <w:numId w:val="1"/>
+        </w:numPr>
+        <w:rPr>
+          <w:szCs w:val="22"/>
+          <w:lang w:val="en-US"/>
+        </w:rPr>
+      </w:pPr>
+      <w:r>
+        <w:rPr>
+          <w:szCs w:val="22"/>
+          <w:lang w:val="en-US"/>
+        </w:rPr>
+        <w:t>Open Flipkart</w:t>
+      </w:r>
+    </w:p>
+    <w:p>
+      <w:pPr>
+        <w:pStyle w:val="ListParagraph"/>
+        <w:numPr>
+          <w:ilvl w:val="1"/>
+          <w:numId w:val="1"/>
+        </w:numPr>
+        <w:rPr>
+          <w:szCs w:val="22"/>
+          <w:lang w:val="en-US"/>
+        </w:rPr>
+      </w:pPr>
+      <w:r>
+        <w:rPr>
+          <w:szCs w:val="22"/>
+          <w:lang w:val="en-US"/>
+        </w:rPr>
+        <w:t>Print Title</w:t>
+      </w:r>
+    </w:p>
+    <w:p>
+      <w:pPr>
+        <w:pStyle w:val="ListParagraph"/>
+        <w:numPr>
+          <w:ilvl w:val="1"/>
+          <w:numId w:val="1"/>
+        </w:numPr>
+        <w:rPr>
+          <w:b/>
+          <w:bCs/>
+          <w:szCs w:val="22"/>
+          <w:lang w:val="en-US"/>
+        </w:rPr>
+      </w:pPr>
+      <w:r>
+        <w:rPr>
+          <w:b/>
+          <w:bCs/>
+          <w:szCs w:val="22"/>
+          <w:lang w:val="en-US"/>
+        </w:rPr>
+        <w:t>Click on Electronics</w:t>
+      </w:r>
+    </w:p>
+    <w:p>
+      <w:pPr>
+        <w:pStyle w:val="ListParagraph"/>
+        <w:numPr>
+          <w:ilvl w:val="1"/>
+          <w:numId w:val="1"/>
+        </w:numPr>
+        <w:rPr>
+          <w:szCs w:val="22"/>
+          <w:lang w:val="en-US"/>
+        </w:rPr>
+      </w:pPr>
+      <w:r>
+        <w:rPr>
+          <w:szCs w:val="22"/>
+          <w:lang w:val="en-US"/>
+        </w:rPr>
+        <w:t>Print Title</w:t>
+      </w:r>
+    </w:p>
+    <w:p>
+      <w:pPr>
+        <w:pStyle w:val="ListParagraph"/>
+        <w:numPr>
+          <w:ilvl w:val="1"/>
+          <w:numId w:val="1"/>
+        </w:numPr>
+        <w:rPr>
+          <w:szCs w:val="22"/>
+          <w:lang w:val="en-US"/>
+        </w:rPr>
+      </w:pPr>
+      <w:r>
+        <w:rPr>
+          <w:szCs w:val="22"/>
+          <w:lang w:val="en-US"/>
+        </w:rPr>
+        <w:t>Open Flipkart</w:t>
+      </w:r>
+    </w:p>
+    <w:p>
+      <w:pPr>
+        <w:pStyle w:val="ListParagraph"/>
+        <w:numPr>
+          <w:ilvl w:val="1"/>
+          <w:numId w:val="1"/>
+        </w:numPr>
+        <w:rPr>
+          <w:szCs w:val="22"/>
+          <w:lang w:val="en-US"/>
+        </w:rPr>
+      </w:pPr>
+      <w:r>
+        <w:rPr>
+          <w:szCs w:val="22"/>
+          <w:lang w:val="en-US"/>
+        </w:rPr>
+        <w:t>Print Title</w:t>
+      </w:r>
+    </w:p>
+    <w:p>
+      <w:pPr>
+        <w:pStyle w:val="ListParagraph"/>
+        <w:numPr>
+          <w:ilvl w:val="1"/>
+          <w:numId w:val="1"/>
+        </w:numPr>
+        <w:rPr>
+          <w:b/>
+          <w:bCs/>
+          <w:szCs w:val="22"/>
+          <w:lang w:val="en-US"/>
+        </w:rPr>
+      </w:pPr>
+      <w:r>
+        <w:rPr>
+          <w:b/>
+          <w:bCs/>
+          <w:szCs w:val="22"/>
+          <w:lang w:val="en-US"/>
+        </w:rPr>
+        <w:t>Click on Home &amp; Furniture</w:t>
+      </w:r>
+    </w:p>
+    <w:p>
+      <w:pPr>
+        <w:pStyle w:val="ListParagraph"/>
+        <w:numPr>
+          <w:ilvl w:val="1"/>
+          <w:numId w:val="1"/>
+        </w:numPr>
+        <w:rPr>
+          <w:szCs w:val="22"/>
+          <w:lang w:val="en-US"/>
+        </w:rPr>
+      </w:pPr>
+      <w:r>
+        <w:rPr>
+          <w:szCs w:val="22"/>
+          <w:lang w:val="en-US"/>
+        </w:rPr>
+        <w:t>Print Title</w:t>
+      </w:r>
+    </w:p>
+    <w:p>
+      <w:pPr>
+        <w:pStyle w:val="ListParagraph"/>
+        <w:numPr>
+          <w:ilvl w:val="0"/>
+          <w:numId w:val="1"/>
+        </w:numPr>
+        <w:rPr>
+          <w:szCs w:val="22"/>
+          <w:lang w:val="en-US"/>
+        </w:rPr>
+      </w:pPr>
+      <w:r>
+        <w:rPr>
+          <w:szCs w:val="22"/>
+          <w:lang w:val="en-US"/>
+        </w:rPr>
+        <w:t xml:space="preserve">Open </w:t>
+      </w:r>
+      <w:hyperlink r:id="rId31" w:history="1">
+        <w:r>
+          <w:rPr>
+            <w:rStyle w:val="Hyperlink"/>
+            <w:szCs w:val="22"/>
+            <w:lang w:val="en-US"/>
+          </w:rPr>
+          <w:t>https://register.rediff.com/register/register.php?FormName=user_details</w:t>
+        </w:r>
+      </w:hyperlink>
+    </w:p>
+    <w:p>
+      <w:pPr>
+        <w:pStyle w:val="ListParagraph"/>
+        <w:numPr>
+          <w:ilvl w:val="1"/>
+          <w:numId w:val="1"/>
+        </w:numPr>
+        <w:rPr>
+          <w:szCs w:val="22"/>
+          <w:lang w:val="en-US"/>
+        </w:rPr>
+      </w:pPr>
+      <w:r>
+        <w:rPr>
+          <w:szCs w:val="22"/>
+          <w:lang w:val="en-US"/>
+        </w:rPr>
+        <w:t>Complete this registration form using data provider</w:t>
+      </w:r>
+    </w:p>
+    <w:p>
+      <w:pPr>
+        <w:pStyle w:val="ListParagraph"/>
+        <w:numPr>
+          <w:ilvl w:val="1"/>
+          <w:numId w:val="1"/>
+        </w:numPr>
+        <w:rPr>
+          <w:szCs w:val="22"/>
+          <w:lang w:val="en-US"/>
+        </w:rPr>
+      </w:pPr>
+      <w:r>
+        <w:rPr>
+          <w:szCs w:val="22"/>
+          <w:lang w:val="en-US"/>
+        </w:rPr>
+        <w:t>Click availability and display the message</w:t>
+      </w:r>
       <w:bookmarkStart w:id="0" w:name="_GoBack"/>
       <w:bookmarkEnd w:id="0"/>
-      <w:r>
-        <w:rPr>
-          <w:szCs w:val="22"/>
-          <w:lang w:val="en-US"/>
-        </w:rPr>
-        <w:t>Open Flipkart</w:t>
-      </w:r>
-    </w:p>
-    <w:p>
-      <w:pPr>
-        <w:pStyle w:val="ListParagraph"/>
-        <w:numPr>
-          <w:ilvl w:val="1"/>
-          <w:numId w:val="1"/>
-        </w:numPr>
-        <w:rPr>
-          <w:szCs w:val="22"/>
-          <w:lang w:val="en-US"/>
-        </w:rPr>
-      </w:pPr>
-      <w:r>
-        <w:rPr>
-          <w:szCs w:val="22"/>
-          <w:lang w:val="en-US"/>
-        </w:rPr>
-        <w:t>Print Title</w:t>
-      </w:r>
-    </w:p>
-    <w:p>
-      <w:pPr>
-        <w:pStyle w:val="ListParagraph"/>
-        <w:numPr>
-          <w:ilvl w:val="1"/>
-          <w:numId w:val="1"/>
-        </w:numPr>
-        <w:rPr>
-          <w:b/>
-          <w:bCs/>
-          <w:szCs w:val="22"/>
-          <w:lang w:val="en-US"/>
-        </w:rPr>
-      </w:pPr>
-      <w:r>
-        <w:rPr>
-          <w:b/>
-          <w:bCs/>
-          <w:szCs w:val="22"/>
-          <w:lang w:val="en-US"/>
-        </w:rPr>
-        <w:t xml:space="preserve">Click on </w:t>
-      </w:r>
-      <w:r>
-        <w:rPr>
-          <w:b/>
-          <w:bCs/>
-          <w:szCs w:val="22"/>
-          <w:lang w:val="en-US"/>
-        </w:rPr>
-        <w:t>Fashion</w:t>
-      </w:r>
-    </w:p>
-    <w:p>
-      <w:pPr>
-        <w:pStyle w:val="ListParagraph"/>
-        <w:numPr>
-          <w:ilvl w:val="1"/>
-          <w:numId w:val="1"/>
-        </w:numPr>
-        <w:rPr>
-          <w:szCs w:val="22"/>
-          <w:lang w:val="en-US"/>
-        </w:rPr>
-      </w:pPr>
-      <w:r>
-        <w:rPr>
-          <w:szCs w:val="22"/>
-          <w:lang w:val="en-US"/>
-        </w:rPr>
-        <w:t>Print Title</w:t>
-      </w:r>
-    </w:p>
-    <w:p>
-      <w:pPr>
-        <w:pStyle w:val="ListParagraph"/>
-        <w:numPr>
-          <w:ilvl w:val="1"/>
-          <w:numId w:val="1"/>
-        </w:numPr>
-        <w:rPr>
-          <w:szCs w:val="22"/>
-          <w:lang w:val="en-US"/>
-        </w:rPr>
-      </w:pPr>
-      <w:r>
-        <w:rPr>
-          <w:szCs w:val="22"/>
-          <w:lang w:val="en-US"/>
-        </w:rPr>
-        <w:t>Open Flipkart</w:t>
-      </w:r>
-    </w:p>
-    <w:p>
-      <w:pPr>
-        <w:pStyle w:val="ListParagraph"/>
-        <w:numPr>
-          <w:ilvl w:val="1"/>
-          <w:numId w:val="1"/>
-        </w:numPr>
-        <w:rPr>
-          <w:szCs w:val="22"/>
-          <w:lang w:val="en-US"/>
-        </w:rPr>
-      </w:pPr>
-      <w:r>
-        <w:rPr>
-          <w:szCs w:val="22"/>
-          <w:lang w:val="en-US"/>
-        </w:rPr>
-        <w:t>Print Title</w:t>
-      </w:r>
-    </w:p>
-    <w:p>
-      <w:pPr>
-        <w:pStyle w:val="ListParagraph"/>
-        <w:numPr>
-          <w:ilvl w:val="1"/>
-          <w:numId w:val="1"/>
-        </w:numPr>
-        <w:rPr>
-          <w:b/>
-          <w:bCs/>
-          <w:szCs w:val="22"/>
-          <w:lang w:val="en-US"/>
-        </w:rPr>
-      </w:pPr>
-      <w:r>
-        <w:rPr>
-          <w:b/>
-          <w:bCs/>
-          <w:szCs w:val="22"/>
-          <w:lang w:val="en-US"/>
-        </w:rPr>
-        <w:t xml:space="preserve">Click on </w:t>
-      </w:r>
-      <w:r>
-        <w:rPr>
-          <w:b/>
-          <w:bCs/>
-          <w:szCs w:val="22"/>
-          <w:lang w:val="en-US"/>
-        </w:rPr>
-        <w:t>Electronics</w:t>
-      </w:r>
-    </w:p>
-    <w:p>
-      <w:pPr>
-        <w:pStyle w:val="ListParagraph"/>
-        <w:numPr>
-          <w:ilvl w:val="1"/>
-          <w:numId w:val="1"/>
-        </w:numPr>
-        <w:rPr>
-          <w:szCs w:val="22"/>
-          <w:lang w:val="en-US"/>
-        </w:rPr>
-      </w:pPr>
-      <w:r>
-        <w:rPr>
-          <w:szCs w:val="22"/>
-          <w:lang w:val="en-US"/>
-        </w:rPr>
-        <w:t>Print Title</w:t>
-      </w:r>
-    </w:p>
-    <w:p>
-      <w:pPr>
-        <w:pStyle w:val="ListParagraph"/>
-        <w:numPr>
-          <w:ilvl w:val="1"/>
-          <w:numId w:val="1"/>
-        </w:numPr>
-        <w:rPr>
-          <w:szCs w:val="22"/>
-          <w:lang w:val="en-US"/>
-        </w:rPr>
-      </w:pPr>
-      <w:r>
-        <w:rPr>
-          <w:szCs w:val="22"/>
-          <w:lang w:val="en-US"/>
-        </w:rPr>
-        <w:t>Open Flipkart</w:t>
-      </w:r>
-    </w:p>
-    <w:p>
-      <w:pPr>
-        <w:pStyle w:val="ListParagraph"/>
-        <w:numPr>
-          <w:ilvl w:val="1"/>
-          <w:numId w:val="1"/>
-        </w:numPr>
-        <w:rPr>
-          <w:szCs w:val="22"/>
-          <w:lang w:val="en-US"/>
-        </w:rPr>
-      </w:pPr>
-      <w:r>
-        <w:rPr>
-          <w:szCs w:val="22"/>
-          <w:lang w:val="en-US"/>
-        </w:rPr>
-        <w:t>Print Title</w:t>
-      </w:r>
-    </w:p>
-    <w:p>
-      <w:pPr>
-        <w:pStyle w:val="ListParagraph"/>
-        <w:numPr>
-          <w:ilvl w:val="1"/>
-          <w:numId w:val="1"/>
-        </w:numPr>
-        <w:rPr>
-          <w:b/>
-          <w:bCs/>
-          <w:szCs w:val="22"/>
-          <w:lang w:val="en-US"/>
-        </w:rPr>
-      </w:pPr>
-      <w:r>
-        <w:rPr>
-          <w:b/>
-          <w:bCs/>
-          <w:szCs w:val="22"/>
-          <w:lang w:val="en-US"/>
-        </w:rPr>
-        <w:t xml:space="preserve">Click on </w:t>
-      </w:r>
-      <w:r>
-        <w:rPr>
-          <w:b/>
-          <w:bCs/>
-          <w:szCs w:val="22"/>
-          <w:lang w:val="en-US"/>
-        </w:rPr>
-        <w:t>Home &amp; Furniture</w:t>
-      </w:r>
-    </w:p>
-    <w:p>
-      <w:pPr>
-        <w:pStyle w:val="ListParagraph"/>
-        <w:numPr>
-          <w:ilvl w:val="1"/>
-          <w:numId w:val="1"/>
-        </w:numPr>
-        <w:rPr>
-          <w:szCs w:val="22"/>
-          <w:lang w:val="en-US"/>
-        </w:rPr>
-      </w:pPr>
-      <w:r>
-        <w:rPr>
-          <w:szCs w:val="22"/>
-          <w:lang w:val="en-US"/>
-        </w:rPr>
-        <w:t>Print Title</w:t>
-      </w:r>
     </w:p>
     <w:sectPr>
       <w:pgSz w:w="11906" w:h="16838"/>

--- a/Assignments.docx
+++ b/Assignments.docx
@@ -4705,6 +4705,26 @@
           <w:lang w:val="en-US"/>
         </w:rPr>
         <w:t>Click availability and display the message</w:t>
+      </w:r>
+    </w:p>
+    <w:p>
+      <w:pPr>
+        <w:pStyle w:val="ListParagraph"/>
+        <w:numPr>
+          <w:ilvl w:val="0"/>
+          <w:numId w:val="1"/>
+        </w:numPr>
+        <w:rPr>
+          <w:szCs w:val="22"/>
+          <w:lang w:val="en-US"/>
+        </w:rPr>
+      </w:pPr>
+      <w:r>
+        <w:rPr>
+          <w:szCs w:val="22"/>
+          <w:lang w:val="en-US"/>
+        </w:rPr>
+        <w:t>Complete Assignment no 30 &amp; 27 using Keyword Driven Framework (Reading data from .properties file)</w:t>
       </w:r>
       <w:bookmarkStart w:id="0" w:name="_GoBack"/>
       <w:bookmarkEnd w:id="0"/>

--- a/Assignments.docx
+++ b/Assignments.docx
@@ -4725,6 +4725,26 @@
           <w:lang w:val="en-US"/>
         </w:rPr>
         <w:t>Complete Assignment no 30 &amp; 27 using Keyword Driven Framework (Reading data from .properties file)</w:t>
+      </w:r>
+    </w:p>
+    <w:p>
+      <w:pPr>
+        <w:pStyle w:val="ListParagraph"/>
+        <w:numPr>
+          <w:ilvl w:val="0"/>
+          <w:numId w:val="1"/>
+        </w:numPr>
+        <w:rPr>
+          <w:szCs w:val="22"/>
+          <w:lang w:val="en-US"/>
+        </w:rPr>
+      </w:pPr>
+      <w:r>
+        <w:rPr>
+          <w:szCs w:val="22"/>
+          <w:lang w:val="en-US"/>
+        </w:rPr>
+        <w:t>Try assignment no 17 via POM</w:t>
       </w:r>
       <w:bookmarkStart w:id="0" w:name="_GoBack"/>
       <w:bookmarkEnd w:id="0"/>
